--- a/Knowledge/3-Work knowledge/1-Software Engineering/2-Testing/5-My Source/1-ISTQB Foundation Level/5-Test Management/1-Phases of the Software Testing Life Cycle (STLC)/6-Test Environment Setup.docx
+++ b/Knowledge/3-Work knowledge/1-Software Engineering/2-Testing/5-My Source/1-ISTQB Foundation Level/5-Test Management/1-Phases of the Software Testing Life Cycle (STLC)/6-Test Environment Setup.docx
@@ -31,51 +31,77 @@
       </w:pPr>
       <w:r>
         <w:rPr>
-          <w:b/>
-          <w:shd w:val="clear" w:color="auto" w:fill="B7B7B7"/>
-        </w:rPr>
-        <w:t># Source</w:t>
-      </w:r>
-      <w:r>
-        <w:rPr>
-          <w:shd w:val="clear" w:color="auto" w:fill="B7B7B7"/>
-        </w:rPr>
-        <w:t xml:space="preserve">: </w:t>
-      </w:r>
-      <w:r>
-        <w:rPr>
-          <w:b/>
-          <w:shd w:val="clear" w:color="auto" w:fill="B7B7B7"/>
-        </w:rPr>
-        <w:t xml:space="preserve">Chatgpt </w:t>
-      </w:r>
-      <w:r>
-        <w:rPr>
-          <w:b/>
-          <w:sz w:val="14"/>
-          <w:szCs w:val="14"/>
-          <w:shd w:val="clear" w:color="auto" w:fill="B7B7B7"/>
-        </w:rPr>
-        <w:t>(GPT</w:t>
-      </w:r>
-      <w:r>
-        <w:rPr>
-          <w:rFonts w:ascii="Cambria Math" w:hAnsi="Cambria Math" w:cs="Cambria Math"/>
-          <w:b/>
-          <w:sz w:val="14"/>
-          <w:szCs w:val="14"/>
-          <w:shd w:val="clear" w:color="auto" w:fill="B7B7B7"/>
+          <w:rFonts w:ascii="Arial" w:eastAsia="Arial" w:hAnsi="Arial" w:cs="Arial"/>
+          <w:b/>
+          <w:color w:val="000000"/>
+          <w:sz w:val="18"/>
+          <w:highlight w:val="lightGray"/>
+        </w:rPr>
+        <w:t># Source: AI Source: Provided by: [Data Path</w:t>
+      </w:r>
+      <w:r>
+        <w:rPr>
+          <w:rFonts w:ascii="Arial" w:eastAsia="Arial" w:hAnsi="Arial" w:cs="Arial"/>
+          <w:color w:val="000000"/>
+          <w:sz w:val="18"/>
+          <w:highlight w:val="lightGray"/>
+        </w:rPr>
+        <w:t xml:space="preserve">: Persons Table -&gt; ID Column: 1, Name_En Column: Motasem Essam] -&gt; </w:t>
+      </w:r>
+      <w:r>
+        <w:rPr>
+          <w:rFonts w:ascii="Arial" w:eastAsia="Arial" w:hAnsi="Arial" w:cs="Arial"/>
+          <w:b/>
+          <w:color w:val="000000"/>
+          <w:sz w:val="18"/>
+          <w:highlight w:val="lightGray"/>
+        </w:rPr>
+        <w:t>From:</w:t>
+      </w:r>
+      <w:r>
+        <w:rPr>
+          <w:rFonts w:ascii="Arial" w:eastAsia="Arial" w:hAnsi="Arial" w:cs="Arial"/>
+          <w:color w:val="000000"/>
+          <w:sz w:val="18"/>
+          <w:highlight w:val="lightGray"/>
+        </w:rPr>
+        <w:t xml:space="preserve"> [Chatgpt (GPT</w:t>
+      </w:r>
+      <w:r>
+        <w:rPr>
+          <w:rFonts w:ascii="Arial" w:eastAsia="Arial" w:hAnsi="Arial" w:cs="Cambria Math"/>
+          <w:color w:val="000000"/>
+          <w:sz w:val="18"/>
+          <w:highlight w:val="lightGray"/>
         </w:rPr>
         <w:t>‑</w:t>
       </w:r>
       <w:r>
         <w:rPr>
-          <w:b/>
-          <w:sz w:val="14"/>
-          <w:szCs w:val="14"/>
-          <w:shd w:val="clear" w:color="auto" w:fill="B7B7B7"/>
-        </w:rPr>
-        <w:t>5 Mini) at [8/19/2025]</w:t>
+          <w:rFonts w:ascii="Arial" w:eastAsia="Arial" w:hAnsi="Arial" w:cs="Arial"/>
+          <w:color w:val="000000"/>
+          <w:sz w:val="18"/>
+          <w:highlight w:val="lightGray"/>
+        </w:rPr>
+        <w:t xml:space="preserve">5 Mini)] </w:t>
+      </w:r>
+      <w:r>
+        <w:rPr>
+          <w:rFonts w:ascii="Arial" w:eastAsia="Arial" w:hAnsi="Arial" w:cs="Arial"/>
+          <w:b/>
+          <w:color w:val="000000"/>
+          <w:sz w:val="18"/>
+          <w:highlight w:val="lightGray"/>
+        </w:rPr>
+        <w:t>on</w:t>
+      </w:r>
+      <w:r>
+        <w:rPr>
+          <w:rFonts w:ascii="Arial" w:eastAsia="Arial" w:hAnsi="Arial"/>
+          <w:sz w:val="18"/>
+          <w:highlight w:val="lightGray"/>
+        </w:rPr>
+        <w:t xml:space="preserve"> [8/19/2025]</w:t>
       </w:r>
     </w:p>
     <w:p>
@@ -141,7 +167,7 @@
     </w:p>
     <w:p>
       <w:r>
-        <w:pict w14:anchorId="00AA8ED2">
+        <w:pict w14:anchorId="2B40FDCB">
           <v:rect id="_x0000_i1025" style="width:0;height:1.5pt" o:hralign="center" o:hrstd="t" o:hr="t" fillcolor="#a0a0a0" stroked="f"/>
         </w:pict>
       </w:r>
@@ -165,51 +191,77 @@
       </w:pPr>
       <w:r>
         <w:rPr>
-          <w:b/>
-          <w:shd w:val="clear" w:color="auto" w:fill="B7B7B7"/>
-        </w:rPr>
-        <w:t># Source</w:t>
-      </w:r>
-      <w:r>
-        <w:rPr>
-          <w:shd w:val="clear" w:color="auto" w:fill="B7B7B7"/>
-        </w:rPr>
-        <w:t xml:space="preserve">: </w:t>
-      </w:r>
-      <w:r>
-        <w:rPr>
-          <w:b/>
-          <w:shd w:val="clear" w:color="auto" w:fill="B7B7B7"/>
-        </w:rPr>
-        <w:t xml:space="preserve">Chatgpt </w:t>
-      </w:r>
-      <w:r>
-        <w:rPr>
-          <w:b/>
-          <w:sz w:val="14"/>
-          <w:szCs w:val="14"/>
-          <w:shd w:val="clear" w:color="auto" w:fill="B7B7B7"/>
-        </w:rPr>
-        <w:t>(GPT</w:t>
-      </w:r>
-      <w:r>
-        <w:rPr>
-          <w:rFonts w:ascii="Cambria Math" w:hAnsi="Cambria Math" w:cs="Cambria Math"/>
-          <w:b/>
-          <w:sz w:val="14"/>
-          <w:szCs w:val="14"/>
-          <w:shd w:val="clear" w:color="auto" w:fill="B7B7B7"/>
+          <w:rFonts w:ascii="Arial" w:eastAsia="Arial" w:hAnsi="Arial" w:cs="Arial"/>
+          <w:b/>
+          <w:color w:val="000000"/>
+          <w:sz w:val="18"/>
+          <w:highlight w:val="lightGray"/>
+        </w:rPr>
+        <w:t># Source: AI Source: Provided by: [Data Path</w:t>
+      </w:r>
+      <w:r>
+        <w:rPr>
+          <w:rFonts w:ascii="Arial" w:eastAsia="Arial" w:hAnsi="Arial" w:cs="Arial"/>
+          <w:color w:val="000000"/>
+          <w:sz w:val="18"/>
+          <w:highlight w:val="lightGray"/>
+        </w:rPr>
+        <w:t xml:space="preserve">: Persons Table -&gt; ID Column: 1, Name_En Column: Motasem Essam] -&gt; </w:t>
+      </w:r>
+      <w:r>
+        <w:rPr>
+          <w:rFonts w:ascii="Arial" w:eastAsia="Arial" w:hAnsi="Arial" w:cs="Arial"/>
+          <w:b/>
+          <w:color w:val="000000"/>
+          <w:sz w:val="18"/>
+          <w:highlight w:val="lightGray"/>
+        </w:rPr>
+        <w:t>From:</w:t>
+      </w:r>
+      <w:r>
+        <w:rPr>
+          <w:rFonts w:ascii="Arial" w:eastAsia="Arial" w:hAnsi="Arial" w:cs="Arial"/>
+          <w:color w:val="000000"/>
+          <w:sz w:val="18"/>
+          <w:highlight w:val="lightGray"/>
+        </w:rPr>
+        <w:t xml:space="preserve"> [Chatgpt (GPT</w:t>
+      </w:r>
+      <w:r>
+        <w:rPr>
+          <w:rFonts w:ascii="Arial" w:eastAsia="Arial" w:hAnsi="Arial" w:cs="Cambria Math"/>
+          <w:color w:val="000000"/>
+          <w:sz w:val="18"/>
+          <w:highlight w:val="lightGray"/>
         </w:rPr>
         <w:t>‑</w:t>
       </w:r>
       <w:r>
         <w:rPr>
-          <w:b/>
-          <w:sz w:val="14"/>
-          <w:szCs w:val="14"/>
-          <w:shd w:val="clear" w:color="auto" w:fill="B7B7B7"/>
-        </w:rPr>
-        <w:t>5 Mini) at [8/19/2025]</w:t>
+          <w:rFonts w:ascii="Arial" w:eastAsia="Arial" w:hAnsi="Arial" w:cs="Arial"/>
+          <w:color w:val="000000"/>
+          <w:sz w:val="18"/>
+          <w:highlight w:val="lightGray"/>
+        </w:rPr>
+        <w:t xml:space="preserve">5 Mini)] </w:t>
+      </w:r>
+      <w:r>
+        <w:rPr>
+          <w:rFonts w:ascii="Arial" w:eastAsia="Arial" w:hAnsi="Arial" w:cs="Arial"/>
+          <w:b/>
+          <w:color w:val="000000"/>
+          <w:sz w:val="18"/>
+          <w:highlight w:val="lightGray"/>
+        </w:rPr>
+        <w:t>on</w:t>
+      </w:r>
+      <w:r>
+        <w:rPr>
+          <w:rFonts w:ascii="Arial" w:eastAsia="Arial" w:hAnsi="Arial"/>
+          <w:sz w:val="18"/>
+          <w:highlight w:val="lightGray"/>
+        </w:rPr>
+        <w:t xml:space="preserve"> [8/19/2025]</w:t>
       </w:r>
     </w:p>
     <w:p>
@@ -218,7 +270,7 @@
           <w:ilvl w:val="0"/>
           <w:numId w:val="1"/>
         </w:numPr>
-        <w:spacing w:before="240"/>
+        <w:spacing w:before="240" w:after="0" w:line="276" w:lineRule="auto"/>
       </w:pPr>
       <w:r>
         <w:rPr>
@@ -246,6 +298,7 @@
           <w:ilvl w:val="0"/>
           <w:numId w:val="1"/>
         </w:numPr>
+        <w:spacing w:after="0" w:line="276" w:lineRule="auto"/>
       </w:pPr>
       <w:r>
         <w:rPr>
@@ -273,6 +326,7 @@
           <w:ilvl w:val="0"/>
           <w:numId w:val="1"/>
         </w:numPr>
+        <w:spacing w:after="0" w:line="276" w:lineRule="auto"/>
       </w:pPr>
       <w:r>
         <w:rPr>
@@ -300,6 +354,7 @@
           <w:ilvl w:val="0"/>
           <w:numId w:val="1"/>
         </w:numPr>
+        <w:spacing w:after="0" w:line="276" w:lineRule="auto"/>
       </w:pPr>
       <w:r>
         <w:rPr>
@@ -327,6 +382,7 @@
           <w:ilvl w:val="0"/>
           <w:numId w:val="1"/>
         </w:numPr>
+        <w:spacing w:after="0" w:line="276" w:lineRule="auto"/>
       </w:pPr>
       <w:r>
         <w:rPr>
@@ -354,7 +410,7 @@
           <w:ilvl w:val="0"/>
           <w:numId w:val="1"/>
         </w:numPr>
-        <w:spacing w:after="240"/>
+        <w:spacing w:after="240" w:line="276" w:lineRule="auto"/>
       </w:pPr>
       <w:r>
         <w:rPr>
@@ -378,7 +434,7 @@
     </w:p>
     <w:p>
       <w:r>
-        <w:pict w14:anchorId="2A35C690">
+        <w:pict w14:anchorId="77550F69">
           <v:rect id="_x0000_i1026" style="width:0;height:1.5pt" o:hralign="center" o:hrstd="t" o:hr="t" fillcolor="#a0a0a0" stroked="f"/>
         </w:pict>
       </w:r>
@@ -402,52 +458,77 @@
       </w:pPr>
       <w:r>
         <w:rPr>
-          <w:b/>
-          <w:shd w:val="clear" w:color="auto" w:fill="B7B7B7"/>
-        </w:rPr>
-        <w:lastRenderedPageBreak/>
-        <w:t># Source</w:t>
-      </w:r>
-      <w:r>
-        <w:rPr>
-          <w:shd w:val="clear" w:color="auto" w:fill="B7B7B7"/>
-        </w:rPr>
-        <w:t xml:space="preserve">: </w:t>
-      </w:r>
-      <w:r>
-        <w:rPr>
-          <w:b/>
-          <w:shd w:val="clear" w:color="auto" w:fill="B7B7B7"/>
-        </w:rPr>
-        <w:t xml:space="preserve">Chatgpt </w:t>
-      </w:r>
-      <w:r>
-        <w:rPr>
-          <w:b/>
-          <w:sz w:val="14"/>
-          <w:szCs w:val="14"/>
-          <w:shd w:val="clear" w:color="auto" w:fill="B7B7B7"/>
-        </w:rPr>
-        <w:t>(GPT</w:t>
-      </w:r>
-      <w:r>
-        <w:rPr>
-          <w:rFonts w:ascii="Cambria Math" w:hAnsi="Cambria Math" w:cs="Cambria Math"/>
-          <w:b/>
-          <w:sz w:val="14"/>
-          <w:szCs w:val="14"/>
-          <w:shd w:val="clear" w:color="auto" w:fill="B7B7B7"/>
+          <w:rFonts w:ascii="Arial" w:eastAsia="Arial" w:hAnsi="Arial" w:cs="Arial"/>
+          <w:b/>
+          <w:color w:val="000000"/>
+          <w:sz w:val="18"/>
+          <w:highlight w:val="lightGray"/>
+        </w:rPr>
+        <w:t># Source: AI Source: Provided by: [Data Path</w:t>
+      </w:r>
+      <w:r>
+        <w:rPr>
+          <w:rFonts w:ascii="Arial" w:eastAsia="Arial" w:hAnsi="Arial" w:cs="Arial"/>
+          <w:color w:val="000000"/>
+          <w:sz w:val="18"/>
+          <w:highlight w:val="lightGray"/>
+        </w:rPr>
+        <w:t xml:space="preserve">: Persons Table -&gt; ID Column: 1, Name_En Column: Motasem Essam] -&gt; </w:t>
+      </w:r>
+      <w:r>
+        <w:rPr>
+          <w:rFonts w:ascii="Arial" w:eastAsia="Arial" w:hAnsi="Arial" w:cs="Arial"/>
+          <w:b/>
+          <w:color w:val="000000"/>
+          <w:sz w:val="18"/>
+          <w:highlight w:val="lightGray"/>
+        </w:rPr>
+        <w:t>From:</w:t>
+      </w:r>
+      <w:r>
+        <w:rPr>
+          <w:rFonts w:ascii="Arial" w:eastAsia="Arial" w:hAnsi="Arial" w:cs="Arial"/>
+          <w:color w:val="000000"/>
+          <w:sz w:val="18"/>
+          <w:highlight w:val="lightGray"/>
+        </w:rPr>
+        <w:t xml:space="preserve"> [Chatgpt (GPT</w:t>
+      </w:r>
+      <w:r>
+        <w:rPr>
+          <w:rFonts w:ascii="Arial" w:eastAsia="Arial" w:hAnsi="Arial" w:cs="Cambria Math"/>
+          <w:color w:val="000000"/>
+          <w:sz w:val="18"/>
+          <w:highlight w:val="lightGray"/>
         </w:rPr>
         <w:t>‑</w:t>
       </w:r>
       <w:r>
         <w:rPr>
-          <w:b/>
-          <w:sz w:val="14"/>
-          <w:szCs w:val="14"/>
-          <w:shd w:val="clear" w:color="auto" w:fill="B7B7B7"/>
-        </w:rPr>
-        <w:t>5 Mini) at [8/19/2025]</w:t>
+          <w:rFonts w:ascii="Arial" w:eastAsia="Arial" w:hAnsi="Arial" w:cs="Arial"/>
+          <w:color w:val="000000"/>
+          <w:sz w:val="18"/>
+          <w:highlight w:val="lightGray"/>
+        </w:rPr>
+        <w:t xml:space="preserve">5 Mini)] </w:t>
+      </w:r>
+      <w:r>
+        <w:rPr>
+          <w:rFonts w:ascii="Arial" w:eastAsia="Arial" w:hAnsi="Arial" w:cs="Arial"/>
+          <w:b/>
+          <w:color w:val="000000"/>
+          <w:sz w:val="18"/>
+          <w:highlight w:val="lightGray"/>
+        </w:rPr>
+        <w:t>on</w:t>
+      </w:r>
+      <w:r>
+        <w:rPr>
+          <w:rFonts w:ascii="Arial" w:eastAsia="Arial" w:hAnsi="Arial"/>
+          <w:sz w:val="18"/>
+          <w:highlight w:val="lightGray"/>
+        </w:rPr>
+        <w:t xml:space="preserve"> [8/19/2025]</w:t>
       </w:r>
     </w:p>
     <w:p>
@@ -456,7 +537,7 @@
           <w:ilvl w:val="0"/>
           <w:numId w:val="2"/>
         </w:numPr>
-        <w:spacing w:before="240"/>
+        <w:spacing w:before="240" w:after="0" w:line="276" w:lineRule="auto"/>
       </w:pPr>
       <w:r>
         <w:rPr>
@@ -484,6 +565,7 @@
           <w:ilvl w:val="0"/>
           <w:numId w:val="2"/>
         </w:numPr>
+        <w:spacing w:after="0" w:line="276" w:lineRule="auto"/>
       </w:pPr>
       <w:r>
         <w:rPr>
@@ -511,6 +593,7 @@
           <w:ilvl w:val="0"/>
           <w:numId w:val="2"/>
         </w:numPr>
+        <w:spacing w:after="0" w:line="276" w:lineRule="auto"/>
       </w:pPr>
       <w:r>
         <w:rPr>
@@ -538,6 +621,7 @@
           <w:ilvl w:val="0"/>
           <w:numId w:val="2"/>
         </w:numPr>
+        <w:spacing w:after="0" w:line="276" w:lineRule="auto"/>
       </w:pPr>
       <w:r>
         <w:rPr>
@@ -565,6 +649,7 @@
           <w:ilvl w:val="0"/>
           <w:numId w:val="2"/>
         </w:numPr>
+        <w:spacing w:after="0" w:line="276" w:lineRule="auto"/>
       </w:pPr>
       <w:r>
         <w:rPr>
@@ -592,7 +677,7 @@
           <w:ilvl w:val="0"/>
           <w:numId w:val="2"/>
         </w:numPr>
-        <w:spacing w:after="240"/>
+        <w:spacing w:after="240" w:line="276" w:lineRule="auto"/>
       </w:pPr>
       <w:r>
         <w:rPr>
@@ -616,7 +701,7 @@
     </w:p>
     <w:p>
       <w:r>
-        <w:pict w14:anchorId="6C0F4599">
+        <w:pict w14:anchorId="153D37F7">
           <v:rect id="_x0000_i1027" style="width:0;height:1.5pt" o:hralign="center" o:hrstd="t" o:hr="t" fillcolor="#a0a0a0" stroked="f"/>
         </w:pict>
       </w:r>
@@ -640,51 +725,77 @@
       </w:pPr>
       <w:r>
         <w:rPr>
-          <w:b/>
-          <w:shd w:val="clear" w:color="auto" w:fill="B7B7B7"/>
-        </w:rPr>
-        <w:t># Source</w:t>
-      </w:r>
-      <w:r>
-        <w:rPr>
-          <w:shd w:val="clear" w:color="auto" w:fill="B7B7B7"/>
-        </w:rPr>
-        <w:t xml:space="preserve">: </w:t>
-      </w:r>
-      <w:r>
-        <w:rPr>
-          <w:b/>
-          <w:shd w:val="clear" w:color="auto" w:fill="B7B7B7"/>
-        </w:rPr>
-        <w:t xml:space="preserve">Chatgpt </w:t>
-      </w:r>
-      <w:r>
-        <w:rPr>
-          <w:b/>
-          <w:sz w:val="14"/>
-          <w:szCs w:val="14"/>
-          <w:shd w:val="clear" w:color="auto" w:fill="B7B7B7"/>
-        </w:rPr>
-        <w:t>(GPT</w:t>
-      </w:r>
-      <w:r>
-        <w:rPr>
-          <w:rFonts w:ascii="Cambria Math" w:hAnsi="Cambria Math" w:cs="Cambria Math"/>
-          <w:b/>
-          <w:sz w:val="14"/>
-          <w:szCs w:val="14"/>
-          <w:shd w:val="clear" w:color="auto" w:fill="B7B7B7"/>
+          <w:rFonts w:ascii="Arial" w:eastAsia="Arial" w:hAnsi="Arial" w:cs="Arial"/>
+          <w:b/>
+          <w:color w:val="000000"/>
+          <w:sz w:val="18"/>
+          <w:highlight w:val="lightGray"/>
+        </w:rPr>
+        <w:t># Source: AI Source: Provided by: [Data Path</w:t>
+      </w:r>
+      <w:r>
+        <w:rPr>
+          <w:rFonts w:ascii="Arial" w:eastAsia="Arial" w:hAnsi="Arial" w:cs="Arial"/>
+          <w:color w:val="000000"/>
+          <w:sz w:val="18"/>
+          <w:highlight w:val="lightGray"/>
+        </w:rPr>
+        <w:t xml:space="preserve">: Persons Table -&gt; ID Column: 1, Name_En Column: Motasem Essam] -&gt; </w:t>
+      </w:r>
+      <w:r>
+        <w:rPr>
+          <w:rFonts w:ascii="Arial" w:eastAsia="Arial" w:hAnsi="Arial" w:cs="Arial"/>
+          <w:b/>
+          <w:color w:val="000000"/>
+          <w:sz w:val="18"/>
+          <w:highlight w:val="lightGray"/>
+        </w:rPr>
+        <w:t>From:</w:t>
+      </w:r>
+      <w:r>
+        <w:rPr>
+          <w:rFonts w:ascii="Arial" w:eastAsia="Arial" w:hAnsi="Arial" w:cs="Arial"/>
+          <w:color w:val="000000"/>
+          <w:sz w:val="18"/>
+          <w:highlight w:val="lightGray"/>
+        </w:rPr>
+        <w:t xml:space="preserve"> [Chatgpt (GPT</w:t>
+      </w:r>
+      <w:r>
+        <w:rPr>
+          <w:rFonts w:ascii="Arial" w:eastAsia="Arial" w:hAnsi="Arial" w:cs="Cambria Math"/>
+          <w:color w:val="000000"/>
+          <w:sz w:val="18"/>
+          <w:highlight w:val="lightGray"/>
         </w:rPr>
         <w:t>‑</w:t>
       </w:r>
       <w:r>
         <w:rPr>
-          <w:b/>
-          <w:sz w:val="14"/>
-          <w:szCs w:val="14"/>
-          <w:shd w:val="clear" w:color="auto" w:fill="B7B7B7"/>
-        </w:rPr>
-        <w:t>5 Mini) at [8/19/2025]</w:t>
+          <w:rFonts w:ascii="Arial" w:eastAsia="Arial" w:hAnsi="Arial" w:cs="Arial"/>
+          <w:color w:val="000000"/>
+          <w:sz w:val="18"/>
+          <w:highlight w:val="lightGray"/>
+        </w:rPr>
+        <w:t xml:space="preserve">5 Mini)] </w:t>
+      </w:r>
+      <w:r>
+        <w:rPr>
+          <w:rFonts w:ascii="Arial" w:eastAsia="Arial" w:hAnsi="Arial" w:cs="Arial"/>
+          <w:b/>
+          <w:color w:val="000000"/>
+          <w:sz w:val="18"/>
+          <w:highlight w:val="lightGray"/>
+        </w:rPr>
+        <w:t>on</w:t>
+      </w:r>
+      <w:r>
+        <w:rPr>
+          <w:rFonts w:ascii="Arial" w:eastAsia="Arial" w:hAnsi="Arial"/>
+          <w:sz w:val="18"/>
+          <w:highlight w:val="lightGray"/>
+        </w:rPr>
+        <w:t xml:space="preserve"> [8/19/2025]</w:t>
       </w:r>
     </w:p>
     <w:p>
@@ -720,7 +831,7 @@
           <w:ilvl w:val="0"/>
           <w:numId w:val="3"/>
         </w:numPr>
-        <w:spacing w:before="240"/>
+        <w:spacing w:before="240" w:after="0" w:line="276" w:lineRule="auto"/>
       </w:pPr>
       <w:r>
         <w:rPr>
@@ -748,6 +859,7 @@
           <w:ilvl w:val="0"/>
           <w:numId w:val="3"/>
         </w:numPr>
+        <w:spacing w:after="0" w:line="276" w:lineRule="auto"/>
       </w:pPr>
       <w:r>
         <w:rPr>
@@ -775,6 +887,7 @@
           <w:ilvl w:val="0"/>
           <w:numId w:val="3"/>
         </w:numPr>
+        <w:spacing w:after="0" w:line="276" w:lineRule="auto"/>
       </w:pPr>
       <w:r>
         <w:rPr>
@@ -802,6 +915,7 @@
           <w:ilvl w:val="0"/>
           <w:numId w:val="3"/>
         </w:numPr>
+        <w:spacing w:after="0" w:line="276" w:lineRule="auto"/>
       </w:pPr>
       <w:r>
         <w:rPr>
@@ -829,7 +943,7 @@
           <w:ilvl w:val="0"/>
           <w:numId w:val="3"/>
         </w:numPr>
-        <w:spacing w:after="240"/>
+        <w:spacing w:after="240" w:line="276" w:lineRule="auto"/>
       </w:pPr>
       <w:r>
         <w:rPr>
@@ -853,7 +967,7 @@
     </w:p>
     <w:p>
       <w:r>
-        <w:pict w14:anchorId="20EDE845">
+        <w:pict w14:anchorId="6898CC47">
           <v:rect id="_x0000_i1028" style="width:0;height:1.5pt" o:hralign="center" o:hrstd="t" o:hr="t" fillcolor="#a0a0a0" stroked="f"/>
         </w:pict>
       </w:r>
@@ -869,7 +983,6 @@
         <w:rPr>
           <w:rFonts w:ascii="Arial Unicode MS" w:eastAsia="Arial Unicode MS" w:hAnsi="Arial Unicode MS" w:cs="Arial Unicode MS"/>
         </w:rPr>
-        <w:lastRenderedPageBreak/>
         <w:t xml:space="preserve">✅ </w:t>
       </w:r>
       <w:r>
@@ -906,18 +1019,19 @@
     </w:p>
     <w:p>
       <w:r>
-        <w:pict w14:anchorId="61F46DAA">
+        <w:pict w14:anchorId="48E1BFEC">
           <v:rect id="_x0000_i1029" style="width:0;height:1.5pt" o:hralign="center" o:hrstd="t" o:hr="t" fillcolor="#a0a0a0" stroked="f"/>
         </w:pict>
       </w:r>
     </w:p>
+    <w:p/>
     <w:p/>
     <w:p/>
     <w:sectPr>
       <w:pgSz w:w="12240" w:h="15840"/>
       <w:pgMar w:top="1440" w:right="1440" w:bottom="1440" w:left="1440" w:header="720" w:footer="720" w:gutter="0"/>
-      <w:pgNumType w:start="1"/>
       <w:cols w:space="720"/>
+      <w:docGrid w:linePitch="360"/>
     </w:sectPr>
   </w:body>
 </w:document>
@@ -1676,18 +1790,6 @@
   <w:style w:type="paragraph" w:default="1" w:styleId="Normal">
     <w:name w:val="Normal"/>
     <w:qFormat/>
-    <w:rsid w:val="00162896"/>
-    <w:pPr>
-      <w:spacing w:after="0" w:line="276" w:lineRule="auto"/>
-    </w:pPr>
-    <w:rPr>
-      <w:rFonts w:ascii="Arial" w:eastAsia="Arial" w:hAnsi="Arial" w:cs="Arial"/>
-      <w:kern w:val="0"/>
-      <w:sz w:val="22"/>
-      <w:szCs w:val="22"/>
-      <w:lang w:val="en"/>
-      <w14:ligatures w14:val="none"/>
-    </w:rPr>
   </w:style>
   <w:style w:type="paragraph" w:styleId="Heading1">
     <w:name w:val="heading 1"/>
@@ -1696,7 +1798,7 @@
     <w:link w:val="Heading1Char"/>
     <w:uiPriority w:val="9"/>
     <w:qFormat/>
-    <w:rsid w:val="0021069E"/>
+    <w:rsid w:val="00310637"/>
     <w:pPr>
       <w:keepNext/>
       <w:keepLines/>
@@ -1718,7 +1820,7 @@
     <w:uiPriority w:val="9"/>
     <w:unhideWhenUsed/>
     <w:qFormat/>
-    <w:rsid w:val="0021069E"/>
+    <w:rsid w:val="00310637"/>
     <w:pPr>
       <w:keepNext/>
       <w:keepLines/>
@@ -1741,7 +1843,7 @@
     <w:semiHidden/>
     <w:unhideWhenUsed/>
     <w:qFormat/>
-    <w:rsid w:val="0021069E"/>
+    <w:rsid w:val="00310637"/>
     <w:pPr>
       <w:keepNext/>
       <w:keepLines/>
@@ -1764,7 +1866,7 @@
     <w:semiHidden/>
     <w:unhideWhenUsed/>
     <w:qFormat/>
-    <w:rsid w:val="0021069E"/>
+    <w:rsid w:val="00310637"/>
     <w:pPr>
       <w:keepNext/>
       <w:keepLines/>
@@ -1787,7 +1889,7 @@
     <w:semiHidden/>
     <w:unhideWhenUsed/>
     <w:qFormat/>
-    <w:rsid w:val="0021069E"/>
+    <w:rsid w:val="00310637"/>
     <w:pPr>
       <w:keepNext/>
       <w:keepLines/>
@@ -1808,11 +1910,11 @@
     <w:semiHidden/>
     <w:unhideWhenUsed/>
     <w:qFormat/>
-    <w:rsid w:val="0021069E"/>
+    <w:rsid w:val="00310637"/>
     <w:pPr>
       <w:keepNext/>
       <w:keepLines/>
-      <w:spacing w:before="40"/>
+      <w:spacing w:before="40" w:after="0"/>
       <w:outlineLvl w:val="5"/>
     </w:pPr>
     <w:rPr>
@@ -1831,11 +1933,11 @@
     <w:semiHidden/>
     <w:unhideWhenUsed/>
     <w:qFormat/>
-    <w:rsid w:val="0021069E"/>
+    <w:rsid w:val="00310637"/>
     <w:pPr>
       <w:keepNext/>
       <w:keepLines/>
-      <w:spacing w:before="40"/>
+      <w:spacing w:before="40" w:after="0"/>
       <w:outlineLvl w:val="6"/>
     </w:pPr>
     <w:rPr>
@@ -1852,10 +1954,11 @@
     <w:semiHidden/>
     <w:unhideWhenUsed/>
     <w:qFormat/>
-    <w:rsid w:val="0021069E"/>
+    <w:rsid w:val="00310637"/>
     <w:pPr>
       <w:keepNext/>
       <w:keepLines/>
+      <w:spacing w:after="0"/>
       <w:outlineLvl w:val="7"/>
     </w:pPr>
     <w:rPr>
@@ -1874,10 +1977,11 @@
     <w:semiHidden/>
     <w:unhideWhenUsed/>
     <w:qFormat/>
-    <w:rsid w:val="0021069E"/>
+    <w:rsid w:val="00310637"/>
     <w:pPr>
       <w:keepNext/>
       <w:keepLines/>
+      <w:spacing w:after="0"/>
       <w:outlineLvl w:val="8"/>
     </w:pPr>
     <w:rPr>
@@ -1917,7 +2021,7 @@
     <w:basedOn w:val="DefaultParagraphFont"/>
     <w:link w:val="Heading1"/>
     <w:uiPriority w:val="9"/>
-    <w:rsid w:val="0021069E"/>
+    <w:rsid w:val="00310637"/>
     <w:rPr>
       <w:rFonts w:asciiTheme="majorHAnsi" w:eastAsiaTheme="majorEastAsia" w:hAnsiTheme="majorHAnsi" w:cstheme="majorBidi"/>
       <w:color w:val="2F5496" w:themeColor="accent1" w:themeShade="BF"/>
@@ -1930,7 +2034,7 @@
     <w:basedOn w:val="DefaultParagraphFont"/>
     <w:link w:val="Heading2"/>
     <w:uiPriority w:val="9"/>
-    <w:rsid w:val="0021069E"/>
+    <w:rsid w:val="00310637"/>
     <w:rPr>
       <w:rFonts w:asciiTheme="majorHAnsi" w:eastAsiaTheme="majorEastAsia" w:hAnsiTheme="majorHAnsi" w:cstheme="majorBidi"/>
       <w:color w:val="2F5496" w:themeColor="accent1" w:themeShade="BF"/>
@@ -1944,7 +2048,7 @@
     <w:link w:val="Heading3"/>
     <w:uiPriority w:val="9"/>
     <w:semiHidden/>
-    <w:rsid w:val="0021069E"/>
+    <w:rsid w:val="00310637"/>
     <w:rPr>
       <w:rFonts w:eastAsiaTheme="majorEastAsia" w:cstheme="majorBidi"/>
       <w:color w:val="2F5496" w:themeColor="accent1" w:themeShade="BF"/>
@@ -1958,7 +2062,7 @@
     <w:link w:val="Heading4"/>
     <w:uiPriority w:val="9"/>
     <w:semiHidden/>
-    <w:rsid w:val="0021069E"/>
+    <w:rsid w:val="00310637"/>
     <w:rPr>
       <w:rFonts w:eastAsiaTheme="majorEastAsia" w:cstheme="majorBidi"/>
       <w:i/>
@@ -1972,7 +2076,7 @@
     <w:link w:val="Heading5"/>
     <w:uiPriority w:val="9"/>
     <w:semiHidden/>
-    <w:rsid w:val="0021069E"/>
+    <w:rsid w:val="00310637"/>
     <w:rPr>
       <w:rFonts w:eastAsiaTheme="majorEastAsia" w:cstheme="majorBidi"/>
       <w:color w:val="2F5496" w:themeColor="accent1" w:themeShade="BF"/>
@@ -1984,7 +2088,7 @@
     <w:link w:val="Heading6"/>
     <w:uiPriority w:val="9"/>
     <w:semiHidden/>
-    <w:rsid w:val="0021069E"/>
+    <w:rsid w:val="00310637"/>
     <w:rPr>
       <w:rFonts w:eastAsiaTheme="majorEastAsia" w:cstheme="majorBidi"/>
       <w:i/>
@@ -1998,7 +2102,7 @@
     <w:link w:val="Heading7"/>
     <w:uiPriority w:val="9"/>
     <w:semiHidden/>
-    <w:rsid w:val="0021069E"/>
+    <w:rsid w:val="00310637"/>
     <w:rPr>
       <w:rFonts w:eastAsiaTheme="majorEastAsia" w:cstheme="majorBidi"/>
       <w:color w:val="595959" w:themeColor="text1" w:themeTint="A6"/>
@@ -2010,7 +2114,7 @@
     <w:link w:val="Heading8"/>
     <w:uiPriority w:val="9"/>
     <w:semiHidden/>
-    <w:rsid w:val="0021069E"/>
+    <w:rsid w:val="00310637"/>
     <w:rPr>
       <w:rFonts w:eastAsiaTheme="majorEastAsia" w:cstheme="majorBidi"/>
       <w:i/>
@@ -2024,7 +2128,7 @@
     <w:link w:val="Heading9"/>
     <w:uiPriority w:val="9"/>
     <w:semiHidden/>
-    <w:rsid w:val="0021069E"/>
+    <w:rsid w:val="00310637"/>
     <w:rPr>
       <w:rFonts w:eastAsiaTheme="majorEastAsia" w:cstheme="majorBidi"/>
       <w:color w:val="272727" w:themeColor="text1" w:themeTint="D8"/>
@@ -2037,7 +2141,7 @@
     <w:link w:val="TitleChar"/>
     <w:uiPriority w:val="10"/>
     <w:qFormat/>
-    <w:rsid w:val="0021069E"/>
+    <w:rsid w:val="00310637"/>
     <w:pPr>
       <w:spacing w:after="80" w:line="240" w:lineRule="auto"/>
       <w:contextualSpacing/>
@@ -2055,7 +2159,7 @@
     <w:basedOn w:val="DefaultParagraphFont"/>
     <w:link w:val="Title"/>
     <w:uiPriority w:val="10"/>
-    <w:rsid w:val="0021069E"/>
+    <w:rsid w:val="00310637"/>
     <w:rPr>
       <w:rFonts w:asciiTheme="majorHAnsi" w:eastAsiaTheme="majorEastAsia" w:hAnsiTheme="majorHAnsi" w:cstheme="majorBidi"/>
       <w:spacing w:val="-10"/>
@@ -2071,7 +2175,7 @@
     <w:link w:val="SubtitleChar"/>
     <w:uiPriority w:val="11"/>
     <w:qFormat/>
-    <w:rsid w:val="0021069E"/>
+    <w:rsid w:val="00310637"/>
     <w:pPr>
       <w:numPr>
         <w:ilvl w:val="1"/>
@@ -2090,7 +2194,7 @@
     <w:basedOn w:val="DefaultParagraphFont"/>
     <w:link w:val="Subtitle"/>
     <w:uiPriority w:val="11"/>
-    <w:rsid w:val="0021069E"/>
+    <w:rsid w:val="00310637"/>
     <w:rPr>
       <w:rFonts w:eastAsiaTheme="majorEastAsia" w:cstheme="majorBidi"/>
       <w:color w:val="595959" w:themeColor="text1" w:themeTint="A6"/>
@@ -2106,7 +2210,7 @@
     <w:link w:val="QuoteChar"/>
     <w:uiPriority w:val="29"/>
     <w:qFormat/>
-    <w:rsid w:val="0021069E"/>
+    <w:rsid w:val="00310637"/>
     <w:pPr>
       <w:spacing w:before="160"/>
       <w:jc w:val="center"/>
@@ -2122,7 +2226,7 @@
     <w:basedOn w:val="DefaultParagraphFont"/>
     <w:link w:val="Quote"/>
     <w:uiPriority w:val="29"/>
-    <w:rsid w:val="0021069E"/>
+    <w:rsid w:val="00310637"/>
     <w:rPr>
       <w:i/>
       <w:iCs/>
@@ -2134,7 +2238,7 @@
     <w:basedOn w:val="Normal"/>
     <w:uiPriority w:val="34"/>
     <w:qFormat/>
-    <w:rsid w:val="0021069E"/>
+    <w:rsid w:val="00310637"/>
     <w:pPr>
       <w:ind w:left="720"/>
       <w:contextualSpacing/>
@@ -2145,7 +2249,7 @@
     <w:basedOn w:val="DefaultParagraphFont"/>
     <w:uiPriority w:val="21"/>
     <w:qFormat/>
-    <w:rsid w:val="0021069E"/>
+    <w:rsid w:val="00310637"/>
     <w:rPr>
       <w:i/>
       <w:iCs/>
@@ -2159,7 +2263,7 @@
     <w:link w:val="IntenseQuoteChar"/>
     <w:uiPriority w:val="30"/>
     <w:qFormat/>
-    <w:rsid w:val="0021069E"/>
+    <w:rsid w:val="00310637"/>
     <w:pPr>
       <w:pBdr>
         <w:top w:val="single" w:sz="4" w:space="10" w:color="2F5496" w:themeColor="accent1" w:themeShade="BF"/>
@@ -2180,7 +2284,7 @@
     <w:basedOn w:val="DefaultParagraphFont"/>
     <w:link w:val="IntenseQuote"/>
     <w:uiPriority w:val="30"/>
-    <w:rsid w:val="0021069E"/>
+    <w:rsid w:val="00310637"/>
     <w:rPr>
       <w:i/>
       <w:iCs/>
@@ -2192,7 +2296,7 @@
     <w:basedOn w:val="DefaultParagraphFont"/>
     <w:uiPriority w:val="32"/>
     <w:qFormat/>
-    <w:rsid w:val="0021069E"/>
+    <w:rsid w:val="00310637"/>
     <w:rPr>
       <w:b/>
       <w:bCs/>
